--- a/cdapt-oto1-tabela-de-servicos/4t98xztld2/tabela-de-servicos.docx
+++ b/cdapt-oto1-tabela-de-servicos/4t98xztld2/tabela-de-servicos.docx
@@ -184,7 +184,7 @@
           </w:tcPr>
           <w:p>
             <w:r>
-              <w:t>Cuecas (fio dental, tanga, cintura subida, culotte)</w:t>
+              <w:t>Cuecas (fio dental, tanga, brasileira, culotte)</w:t>
             </w:r>
           </w:p>
         </w:tc>
